--- a/policies/build/sop_record_masters/FMS/Records/FMS.4_Record_04_piped_mgps_operational_inspection_testing_and_maintenance_fi.docx
+++ b/policies/build/sop_record_masters/FMS/Records/FMS.4_Record_04_piped_mgps_operational_inspection_testing_and_maintenance_fi.docx
@@ -141,7 +141,22 @@
         <w:pStyle w:val="ListParagraph"/>
       </w:pPr>
       <w:r>
-        <w:t>• Department of Health, Estates and Facilities Division. (2006). Medical Gas Pipeline Systems (HTM).</w:t>
+        <w:t xml:space="preserve">• </w:t>
+      </w:r>
+      <w:r>
+        <w:t xml:space="preserve">Department of Health, Estates and Facilities Division. (2006). </w:t>
+      </w:r>
+      <w:hyperlink r:id="rId9">
+        <w:r>
+          <w:rPr>
+            <w:color w:val="0563C1"/>
+            <w:u w:val="single"/>
+          </w:rPr>
+          <w:t>Medical Gas Pipeline Systems (HTM 02-01)</w:t>
+        </w:r>
+      </w:hyperlink>
+      <w:r>
+        <w:t>.</w:t>
       </w:r>
     </w:p>
     <w:p>
@@ -149,7 +164,22 @@
         <w:pStyle w:val="ListParagraph"/>
       </w:pPr>
       <w:r>
-        <w:t>• International Organization for Standardization. (2018). Pressure regulators for use with medical gases (ISO 10524-2:2018).</w:t>
+        <w:t xml:space="preserve">• </w:t>
+      </w:r>
+      <w:r>
+        <w:t xml:space="preserve">International Organization for Standardization. (2018). </w:t>
+      </w:r>
+      <w:hyperlink r:id="rId10">
+        <w:r>
+          <w:rPr>
+            <w:color w:val="0563C1"/>
+            <w:u w:val="single"/>
+          </w:rPr>
+          <w:t>Pressure regulators for use with medical gases (ISO 10524-2:2018)</w:t>
+        </w:r>
+      </w:hyperlink>
+      <w:r>
+        <w:t>.</w:t>
       </w:r>
     </w:p>
     <w:p/>
